--- a/_23_TECH__EMV_SERVER_RACK_AND_HOLODECK_HARDWARE.docx
+++ b/_23_TECH__EMV_SERVER_RACK_AND_HOLODECK_HARDWARE.docx
@@ -364,117 +364,42 @@
     </w:p>
     <w:p>
       <w:r>
-        <w:t xml:space="preserve">*KVM Switch*</w:t>
-      </w:r>
-    </w:p>
-    <w:p>
-      <w:r>
-        <w:t xml:space="preserve"/>
-      </w:r>
-    </w:p>
-    <w:p>
-      <w:r>
-        <w:t xml:space="preserve">The KVM switch lets you navigate between server displays on the monitor.</w:t>
-      </w:r>
-    </w:p>
-    <w:p>
-      <w:r>
-        <w:t xml:space="preserve"/>
-      </w:r>
-    </w:p>
-    <w:p>
-      <w:r>
-        <w:t xml:space="preserve">The KVM also carries the *keyboard and mouse*. The central keyboard and mouse plug into the KVM switch, which is how one keyboard and one mouse control the three PCs in the Holodeck Server Rack. The KVM switches the keyboard, video, and mouse together.</w:t>
-      </w:r>
-    </w:p>
-    <w:p>
-      <w:r>
-        <w:t xml:space="preserve"/>
-      </w:r>
-    </w:p>
-    <w:p>
-      <w:r>
-        <w:t xml:space="preserve">- If the mouse works on one PC but not another after switching, clarify: Is the KVM switching display only? Does the keyboard also fail on that PC? Does it happen on all PCs or only one? Did the KVM select button change to the intended PC?</w:t>
-      </w:r>
-    </w:p>
-    <w:p>
-      <w:r>
-        <w:t xml:space="preserve"/>
-      </w:r>
-    </w:p>
-    <w:p>
-      <w:r>
-        <w:t xml:space="preserve">- DO NOT tell the team the mouse should not be plugged into the KVM.</w:t>
-      </w:r>
-    </w:p>
-    <w:p>
-      <w:r>
-        <w:t xml:space="preserve"/>
-      </w:r>
-    </w:p>
-    <w:p>
-      <w:r>
-        <w:t xml:space="preserve">- DO NOT tell them to use a separate mouse per PC as the standard setup.</w:t>
-      </w:r>
-    </w:p>
-    <w:p>
-      <w:r>
-        <w:t xml:space="preserve"/>
-      </w:r>
-    </w:p>
-    <w:p>
-      <w:r>
-        <w:t xml:space="preserve">- DO NOT tell them to rewire the KVM without T1 direction. If the KVM still does not pass mouse/keyboard control correctly, contact T1.</w:t>
-      </w:r>
-    </w:p>
-    <w:p>
-      <w:r>
-        <w:t xml:space="preserve"/>
-      </w:r>
-    </w:p>
-    <w:p>
-      <w:r>
-        <w:t xml:space="preserve">- Selection 1: Experience Server 1</w:t>
-      </w:r>
-    </w:p>
-    <w:p>
-      <w:r>
-        <w:t xml:space="preserve"/>
-      </w:r>
-    </w:p>
-    <w:p>
-      <w:r>
-        <w:t xml:space="preserve">- Selection 2: MoCap Server 2</w:t>
-      </w:r>
-    </w:p>
-    <w:p>
-      <w:r>
-        <w:t xml:space="preserve"/>
-      </w:r>
-    </w:p>
-    <w:p>
-      <w:r>
-        <w:t xml:space="preserve">- Selection 3: Video Server 3</w:t>
-      </w:r>
-    </w:p>
-    <w:p>
-      <w:r>
-        <w:t xml:space="preserve"/>
-      </w:r>
-    </w:p>
-    <w:p>
-      <w:r>
-        <w:t xml:space="preserve">- Selection 4: No server associated. Screen will be black.</w:t>
-      </w:r>
-    </w:p>
-    <w:p>
-      <w:r>
-        <w:t xml:space="preserve"/>
-      </w:r>
-    </w:p>
-    <w:p>
-      <w:r>
-        <w:t xml:space="preserve">Power switch: Dash = on, circle = off. If no LED is illuminated, check that the KVM is powered on. A black screen after selecting an input may mean the associated server needs to be restarted or its HDMI and connections re-seated.</w:t>
+        <w:t>*Mapped Network Drives vs. Synology NAS*</w:t>
+      </w:r>
+    </w:p>
+    <w:p>
+      <w:r>
+        <w:t>Room workstations may show two mapped network drives even though there is only one NAS in the backroom. These are different systems -- this is expected, not a misconfiguration.</w:t>
+      </w:r>
+    </w:p>
+    <w:p>
+      <w:r>
+        <w:t>- *Mapped network drives*: Located on the Video Server. Used for video/content delivery.</w:t>
+      </w:r>
+    </w:p>
+    <w:p>
+      <w:r>
+        <w:t>- *Synology NAS*: Separate storage infrastructure located in IT Rack 1. Provides hard drive storage for Silica data.</w:t>
+      </w:r>
+    </w:p>
+    <w:p>
+      <w:r>
+        <w:t>- The mapped drives and the Synology NAS are not the same device and are not duplicates of each other.</w:t>
+      </w:r>
+    </w:p>
+    <w:p>
+      <w:r>
+        <w:t>- DO NOT tell staff the two mapped network drives are a misconfiguration or duplicate of the NAS -- they are separate systems.</w:t>
+      </w:r>
+    </w:p>
+    <w:p>
+      <w:r>
+        <w:t>- DO NOT say the mapped network drives are the same thing as the Synology NAS.</w:t>
+      </w:r>
+    </w:p>
+    <w:p>
+      <w:r>
+        <w:t>- If a drive is missing or inaccessible (not just extra drives showing), contact T1 via the Slack workflow.</w:t>
       </w:r>
     </w:p>
     <w:p>
